--- a/barlow/docs/finesst_proposal_v10_tracked.docx
+++ b/barlow/docs/finesst_proposal_v10_tracked.docx
@@ -388,7 +388,7 @@
       </w:r>
       <w:ins w:id="208" w:author="Colton Goodrich" w:date="2026-07-09T12:00:00Z">
         <w:r>
-          <w:t xml:space="preserve">proposed research is relevant to NASA’s Earth Science Division — most directly the Cryospheric Sciences and Terrestrial Hydrology programs, which support research on cold-region surface change and meltwater hydrology. The </w:t>
+          <w:t xml:space="preserve">project sits in NASA’s Earth Science Division. The closest programs are Cryospheric Sciences and Terrestrial Hydrology, and both fund work on cold-region surface change and meltwater. The </w:t>
         </w:r>
       </w:ins>
       <w:r>
@@ -554,7 +554,7 @@
       </w:del>
       <w:ins w:id="216" w:author="Colton Goodrich" w:date="2026-07-09T12:00:00Z">
         <w:r>
-          <w:t xml:space="preserve">predicts channel migration as well as or better than melt energy,</w:t>
+          <w:t xml:space="preserve">predicts channel migration as well as melt energy does,</w:t>
         </w:r>
       </w:ins>
       <w:r>
@@ -985,7 +985,7 @@
       </w:r>
       <w:ins w:id="300" w:author="Colton Goodrich" w:date="2026-07-09T15:30:00Z">
         <w:r>
-          <w:t xml:space="preserve"> Where gauge records are missing or end early, estimate discharge from sunlight: fit a regression between measured discharge and summer insolation on each gauged stream's source glacier, then apply it to ungauged streams. This extends the analysis beyond the 21 gauged streams and fills the thin post-2015 record.</w:t>
+          <w:t xml:space="preserve"> Some streams have no gauge and some gauges stopped recording early. For those, estimate discharge from sunlight. Fit a regression between measured discharge and the summer insolation on each gauged stream's source glacier, then apply it to the ungauged streams. That pushes the analysis past the 21 gauged streams and fills in the thin record after 2015.</w:t>
         </w:r>
       </w:ins>
     </w:p>
@@ -1078,7 +1078,7 @@
         </w:r>
         <w:ins w:id="301" w:author="Colton Goodrich" w:date="2026-07-09T15:30:00Z">
           <w:r>
-            <w:t xml:space="preserve"> Stable ground is defined operationally, not assumed: the areas the channel detector classifies as non-stream in every epoch form the reference surface.</w:t>
+            <w:t xml:space="preserve"> Stable ground is not a judgment call here. It is any area the channel detector marks as non-stream in every epoch, and that computed surface is the reference.</w:t>
           </w:r>
         </w:ins>
       </w:ins>
@@ -1175,7 +1175,7 @@
       </w:r>
       <w:ins w:id="302" w:author="Colton Goodrich" w:date="2026-07-09T15:30:00Z">
         <w:r>
-          <w:t xml:space="preserve"> As an independent check, difference a 2014 REMA DEM against the 2014 lidar DEM: both map the same year, so true change is zero and every residual is sensor error. This calibrates the noise model without assuming which surfaces are stable.</w:t>
+          <w:t xml:space="preserve"> There is also a check that assumes nothing about stable ground. Difference a 2014 REMA DEM against the 2014 lidar DEM. Both map the same year, so the true change is zero. Whatever is left over is sensor error, and that is what calibrates the noise model.</w:t>
         </w:r>
       </w:ins>
       <w:commentRangeEnd w:id="28"/>
@@ -2142,7 +2142,7 @@
       </w:r>
       <w:ins w:id="303" w:author="Colton Goodrich" w:date="2026-07-09T15:30:00Z">
         <w:r>
-          <w:t xml:space="preserve"> The insolation-to-discharge regression in objective 1 partially restores that side: gauged years calibrate the proxy, which then covers ungauged streams and seasons.</w:t>
+          <w:t xml:space="preserve"> The sunlight-to-discharge regression in objective 1 buys part of that back. The gauged years teach the proxy, and the proxy then covers the ungauged streams and seasons.</w:t>
         </w:r>
       </w:ins>
     </w:p>

--- a/barlow/docs/finesst_proposal_v10_tracked.docx
+++ b/barlow/docs/finesst_proposal_v10_tracked.docx
@@ -545,7 +545,15 @@
         </w:r>
       </w:ins>
       <w:r>
-        <w:t xml:space="preserve"> better than water volume alone. The hypothesis is testable: if discharge alone </w:t>
+        <w:t xml:space="preserve"> better than water volume alone</w:t>
+      </w:r>
+      <w:ins w:id="400" w:author="Colton Goodrich" w:date="2026-07-09T16:30:00Z">
+        <w:r>
+          <w:t xml:space="preserve"> (H1)</w:t>
+        </w:r>
+      </w:ins>
+      <w:r>
+        <w:t xml:space="preserve">. The hypothesis is testable: if discharge alone </w:t>
       </w:r>
       <w:del w:id="214" w:author="Colton Goodrich" w:date="2026-07-09T12:00:00Z">
         <w:r>
@@ -607,8 +615,13 @@
         </w:r>
         <w:proofErr w:type="spellEnd"/>
         <w:r>
-          <w:t>, so change is measured against genuinely stable ground rather than an assumption that the whole surface is moving.</w:t>
-        </w:r>
+          <w:t xml:space="preserve">, so change is measured against genuinely stable ground rather than an assumption that the whole surface is moving.</w:t>
+        </w:r>
+        <w:ins w:id="401" w:author="Colton Goodrich" w:date="2026-07-09T16:30:00Z">
+          <w:r>
+            <w:t xml:space="preserve"> We expect each process type to carry its own driver fingerprint. Bank thaw should track summer thaw, channel shift should track peak discharge, and fan growth should follow both (H2). If every process type responds to the drivers the same way, the fingerprint idea fails and the classification carries no explanatory weight.</w:t>
+          </w:r>
+        </w:ins>
       </w:ins>
       <w:commentRangeEnd w:id="15"/>
       <w:r>

--- a/barlow/docs/finesst_proposal_v10_tracked.docx
+++ b/barlow/docs/finesst_proposal_v10_tracked.docx
@@ -154,7 +154,7 @@
           <w:color w:val="404040"/>
           <w:sz w:val="24"/>
         </w:rPr>
-        <w:t>lidar</w:t>
+        <w:t>LiDAR</w:t>
       </w:r>
       <w:proofErr w:type="spellEnd"/>
       <w:r>
@@ -284,7 +284,7 @@
       </w:del>
       <w:ins w:id="236" w:author="Colton Goodrich" w:date="2026-07-09T12:00:00Z">
         <w:r>
-          <w:t xml:space="preserve">-acquisition airborne lidar and valley-</w:t>
+          <w:t xml:space="preserve">-acquisition airborne LiDAR and valley-</w:t>
         </w:r>
       </w:ins>
       <w:r>
@@ -401,7 +401,7 @@
       </w:del>
       <w:ins w:id="240" w:author="Colton Goodrich" w:date="2026-07-09T12:00:00Z">
         <w:r>
-          <w:t xml:space="preserve">lidar</w:t>
+          <w:t xml:space="preserve">LiDAR</w:t>
         </w:r>
       </w:ins>
       <w:r>
@@ -417,7 +417,7 @@
       </w:r>
       <w:proofErr w:type="spellStart"/>
       <w:r>
-        <w:t>lidar</w:t>
+        <w:t>LiDAR</w:t>
       </w:r>
       <w:proofErr w:type="spellEnd"/>
       <w:r>
@@ -425,7 +425,7 @@
       </w:r>
       <w:proofErr w:type="spellStart"/>
       <w:r>
-        <w:t>lidar</w:t>
+        <w:t>LiDAR</w:t>
       </w:r>
       <w:proofErr w:type="spellEnd"/>
       <w:r>
@@ -611,7 +611,7 @@
         </w:r>
         <w:proofErr w:type="spellStart"/>
         <w:r>
-          <w:t>lidar</w:t>
+          <w:t>LiDAR</w:t>
         </w:r>
         <w:proofErr w:type="spellEnd"/>
         <w:r>
@@ -647,7 +647,7 @@
       </w:del>
       <w:ins w:id="244" w:author="Colton Goodrich" w:date="2026-07-09T12:00:00Z">
         <w:r>
-          <w:t xml:space="preserve">lidar</w:t>
+          <w:t xml:space="preserve">LiDAR</w:t>
         </w:r>
       </w:ins>
       <w:r>
@@ -805,7 +805,7 @@
             <w:color w:val="404040"/>
             <w:sz w:val="24"/>
           </w:rPr>
-          <w:t>lidar</w:t>
+          <w:t>LiDAR</w:t>
         </w:r>
         <w:proofErr w:type="spellEnd"/>
         <w:r>
@@ -1138,7 +1138,7 @@
       </w:del>
       <w:ins w:id="248" w:author="Colton Goodrich" w:date="2026-07-09T12:00:00Z">
         <w:r>
-          <w:t xml:space="preserve">lidar</w:t>
+          <w:t xml:space="preserve">LiDAR</w:t>
         </w:r>
       </w:ins>
       <w:r>
@@ -1188,7 +1188,7 @@
       </w:r>
       <w:ins w:id="302" w:author="Colton Goodrich" w:date="2026-07-09T15:30:00Z">
         <w:r>
-          <w:t xml:space="preserve"> There is also a check that assumes nothing about stable ground. Difference a 2014 REMA DEM against the 2014 lidar DEM. Both map the same year, so the true change is zero. Whatever is left over is sensor error, and that is what calibrates the noise model.</w:t>
+          <w:t xml:space="preserve"> There is also a check that assumes nothing about stable ground. Difference a 2014 REMA DEM against the 2014 LiDAR DEM. Both map the same year, so the true change is zero. Whatever is left over is sensor error, and that is what calibrates the noise model.</w:t>
         </w:r>
       </w:ins>
       <w:commentRangeEnd w:id="28"/>
@@ -1236,7 +1236,7 @@
       </w:r>
       <w:proofErr w:type="spellStart"/>
       <w:r>
-        <w:t>lidar</w:t>
+        <w:t>LiDAR</w:t>
       </w:r>
       <w:proofErr w:type="spellEnd"/>
       <w:r>
@@ -1373,7 +1373,7 @@
                 <w:rFonts w:ascii="Times New Roman" w:hAnsi="Times New Roman"/>
                 <w:sz w:val="18"/>
               </w:rPr>
-              <w:t>lidar</w:t>
+              <w:t>LiDAR</w:t>
             </w:r>
             <w:proofErr w:type="spellEnd"/>
             <w:r>
@@ -1454,7 +1454,7 @@
                 <w:rFonts w:ascii="Times New Roman" w:hAnsi="Times New Roman"/>
                 <w:sz w:val="18"/>
               </w:rPr>
-              <w:t>lidar</w:t>
+              <w:t>LiDAR</w:t>
             </w:r>
             <w:proofErr w:type="spellEnd"/>
             <w:r>
@@ -2208,7 +2208,7 @@
       </w:del>
       <w:ins w:id="252" w:author="Colton Goodrich" w:date="2026-07-09T12:00:00Z">
         <w:r>
-          <w:t xml:space="preserve">lidar</w:t>
+          <w:t xml:space="preserve">LiDAR</w:t>
         </w:r>
       </w:ins>
       <w:r>
@@ -3103,7 +3103,7 @@
           <w:sz w:val="20"/>
           <w:szCs w:val="20"/>
         </w:rPr>
-        <w:t>lidar</w:t>
+        <w:t>LiDAR</w:t>
       </w:r>
       <w:proofErr w:type="spellEnd"/>
       <w:r>
